--- a/example_articles/states/New Mexico/1.states_New Mexico_New_York_Times.docx
+++ b/example_articles/states/New Mexico/1.states_New Mexico_New_York_Times.docx
@@ -27,17 +27,17 @@
     </w:p>
     <w:p>
       <w:r>
-        <w:t>Source File: NYT/14.DOCX</w:t>
+        <w:t>Source file: NYT/14.DOCX</w:t>
       </w:r>
     </w:p>
     <w:p>
       <w:r>
-        <w:t>Raw locations result: ['New Mexico']</w:t>
+        <w:t>Raw locations result, 'locations': ['New Mexico']</w:t>
       </w:r>
     </w:p>
     <w:p>
       <w:r>
-        <w:t>states_stand_flat (Standardized): New Mexico</w:t>
+        <w:t>Standardized locations result, 'states_stand_flat': New Mexico</w:t>
       </w:r>
     </w:p>
     <w:p>

--- a/example_articles/states/New Mexico/1.states_New Mexico_New_York_Times.docx
+++ b/example_articles/states/New Mexico/1.states_New Mexico_New_York_Times.docx
@@ -7,7 +7,7 @@
         <w:pStyle w:val="Heading1"/>
       </w:pPr>
       <w:r>
-        <w:t>Who Wants to Become A Working-Class Designer? - Correction Appended</w:t>
+        <w:t>Hey, America, This Guy's for You; Movie Review 'Swing Vote'</w:t>
       </w:r>
     </w:p>
     <w:p>
@@ -17,17 +17,17 @@
     </w:p>
     <w:p>
       <w:r>
-        <w:t>Date: 2006-06-11</w:t>
+        <w:t>Date: 2008-08-01</w:t>
       </w:r>
     </w:p>
     <w:p>
       <w:r>
-        <w:t>Section: Section 1; Column 5; Metropolitan Desk; Pg. 41</w:t>
+        <w:t>Section: MOVIES</w:t>
       </w:r>
     </w:p>
     <w:p>
       <w:r>
-        <w:t>Source file: NYT/14.DOCX</w:t>
+        <w:t>Source file: NYT/40.DOCX</w:t>
       </w:r>
     </w:p>
     <w:p>
@@ -49,57 +49,33 @@
     </w:p>
     <w:p>
       <w:r>
-        <w:t>In an effort to bring better design to working-class housing, the Bloomberg administration and an architects' group are to announce today a competition to pick an architect and a developer to build an apartment complex on vacant city-owned land in the South Bronx.</w:t>
+        <w:t xml:space="preserve">A pleasant muddle about life, liberty and the pursuit of Budweiser, among other noble and base causes, "Swing Vote" is also one of the most surprising, politically suggestive movies to come out of Hollywood this year. Topped by a gruffly appealing            Kevin Costner as a good ole drunk whose vote will decide the American presidency, it takes place in the kind of New Mexico town that might once have been thought of as Capraesque, but in depressed spirit and hard-times  veneer comes across like a Dust Bowl Hooverville. The film has a Red State setup —  the Nascar champ Richard Petty zooms by  —  and a serious case of the blues. </w:t>
         <w:br/>
-        <w:t xml:space="preserve">  Sponsored by the city's Department of Housing Preservation and Development and the New York chapter of the American Institute of Architects, the competition is said to be the first of its kind in the city. It is intended to produce a building that is innovative in its design, environmentally friendly, financially viable and replicable by others.</w:t>
+        <w:t xml:space="preserve"> Directed by the relative newcomer Joshua Michael Stern ("Neverwas"), who wrote the screenplay with Jason Richman after, it appears, watching Garson Kanin's 1939 movie            "The Great Man Votes" (in which John Barrymore's boozer has  a decisive vote), the film takes its sweet time getting going. Mr. Costner's entrance as the resident everyman, Bud Johnson, couldn't be less heroic or  more  symbolic: he's passed out and snoring, stretched out in last night's jeans, when his 12-year-old  daughter, Molly (Madeline Carroll), disgustedly shakes him awake. A former cover-band musician whose life has become a blur of benders, Bud has turned his beery nickname into a lifestyle. This drink's for him, and so are the next 11.</w:t>
         <w:br/>
-        <w:t xml:space="preserve">The criteria to be used by the jury of architects, developers and city officials that will select the winning plan will put a premium on design quality, affordability and factors like energy efficiency and the use of renewable resources. Then the city will give the winning team the site, a 40,000-square-foot former railyard, for about a dollar a lot for the two lots involved. </w:t>
+        <w:t xml:space="preserve"> Bud isn't bad, of course, just one of those good-time guys who has reached a dead end after too many wrong turns. He and Molly live alone in a tumbledown trailer (the girl's mother went AWOL long ago) with stained walls and no telephone or hot water. He barely makes it to  his factory job and when he gets there, you understand why. With his friends Walter (Judge Reinhold) and Lewis (Charles Esten), he packs chicken eggs in a swirl of feathers. It's a living, if not anything like the high-flying kind that often shows up in modern Hollywood, where leading men tend to play cops and robbers or white-collar variations on doctor, lawyer and corporate chief. Factories belong in other countries (China), other movies (documentaries) too.</w:t>
         <w:br/>
-        <w:t xml:space="preserve">  ''We want to create an exemplary model that could not just put in place the best standards of design being used elsewhere but could actually create new standards for design going forward,'' said Shaun Donovan, commissioner of the New York City Department of Housing Preservation and Development, who was himself trained as an architect.</w:t>
+        <w:t xml:space="preserve"> The story kicks in after Bud, having promised Molly he would vote in the presidential election, ends up zonked out in his truck. One thing leads to another flatly outlandish thing, and before you can grumble high-concept hooey, both the conservative presidential incumbent, Andrew Boone (Kelsey Grammer, all smiles), and his liberal opponent, Donald Greenleaf (a tamped-down Dennis Hopper), have descended on Bud's town. Accompanied by the usual fast-talking handlers, stone-faced Secret Service men, news twerps and gadflies, the candidates take sneaky, then obvious turns pulling Bud this way and that  —  his choices come down to either nuclear annihilation or the rainbow White House  — until they themselves have been bent so far out of shape, so contorted by politicking, that they're almost unrecognizable. </w:t>
         <w:br/>
-        <w:t xml:space="preserve">  The city condemned the site, at Brook Avenue and East 156th Street, in an urban renewal program in 1972. It is among the last remaining large tracts of vacant city-owned land.</w:t>
+        <w:t xml:space="preserve"> As a message movie, "Swing Vote" couldn't be louder, even if it can be difficult at first to know which message it wants to send. Molly, a walking, talking megaphone, delivers a speech during a class presentation — a left-leaning  warning about voter complacency leading to enslavement  —  that  attracts the notice of a local television reporter, Kate Madison (Paula Patton), a looker with major-network dreams. Her boss, played by George Lopez at full volume, can't wait to escape, either, which broadcasts another message. Namely that the small town as it was idealized by Hollywood is no longer just a potential trap, the way it seems to James Stewart in Capra's "It's a Wonderful Life." It's a dying and dead  zone. </w:t>
         <w:br/>
-        <w:t xml:space="preserve">  An abandoned rail line runs through it; the soil and groundwater may be contaminated. It is northeast of the Hub, the third largest shopping district in the Bronx and a neighborhood that is reviving after decades in decline.</w:t>
+        <w:t xml:space="preserve"> If that doesn't sound riotously funny, it isn't. But neither is "Swing Vote," despite Bud's crinkly grin, some slapstick, a few comic faces (Nathan Lane's included) and a handful of belly laughs, the biggest of which skewer anti-abortion and anti-immigration rhetoric. This being Hollywoodland, the movie refuses to take sides  — actually, it takes them, it just doesn't admit that it does. There's no doubt who's right and who's not. The candidates aren't party ideologues, though; they're decent men led astray by fear and ambition. Bud himself has been sidelined by drink, apathy and bad luck, but also by forces beyond his control, and the movie doesn't pin his woes exclusively on him. His American dream was as much stolen as squandered.</w:t>
         <w:br/>
-        <w:t xml:space="preserve">  The building is to include as many as 150 apartments on the upper floors with commercial and community facilities at ground level. The aim is to produce apartments for people with a range of incomes, from low-income units to those at market rate. The architect-developer teams are encouraged to propose a mix of public subsidy programs and private financing.</w:t>
+        <w:t xml:space="preserve"> As it swerves from comedy to drama, from light laughs to dark thoughts — an emotionally brutal scene with a fantastic Mare Winningham as Molly's mother nearly tears a hole in the film  — "Swing Vote" becomes less cohesive and more interesting than it was when Bud crawled out of his first hangover. Unlike classic Capra heroes, those readymade saviors of the people, Bud has been gripped by indifference for far too long to take much notice of anyone beyond his daughter and a few friends. Though the intrusive wall-to-wall music tries to lighten (and direct) the mood at every interval, melancholy clings to this film. Mr. Costner, who eases into his role gracefully, isn't playing the hero,  just a guy who has to save himself. </w:t>
         <w:br/>
-        <w:t xml:space="preserve">  Karen Kubey, another architect and co-chairwoman of the steering committee of New Housing New York, the group that organized the competition, said, ''We're saying that good design shouldn't be just for rich people but for everyone. What can we do to make design affordable and sustainable?''</w:t>
+        <w:t xml:space="preserve"> In this he certainly isn't alone, as the plump public in "Wall-E" and some Gotham citizens in            "The Dark Knight" in turn discover. Though Bud's initial indifference brings to mind those two films and their suddenly awakened populations, "Swing Vote" is a mainstream, eager-to-please, relatively generic endeavor, not an auteurist showcase. Mr. Stern does nice work with the actors, even the weak ones. But it's difficult to pick out a distinctive voice amid the loud music  and equally blaring commercial imperatives that mandate that even the sharpest political jabs be delivered with smiles. In Hollywood every cloud has a silver lining, and this one also comes with Willie Nelson. </w:t>
         <w:br/>
-        <w:t xml:space="preserve">  Architects said proposals could include design elements like open staircases that encourage residents to climb rather than ride elevators; ''green'' features like photovoltaic electrical generation and bamboo floors instead of hardwood, and the use of paints and carpeting that do not contribute to indoor air pollution.</w:t>
+        <w:t xml:space="preserve">"Swing Vote" is rated PG-13 (Parents strongly cautioned). The expletives are undeleted. </w:t>
         <w:br/>
-        <w:t xml:space="preserve">  As for the price, Mr. Donovan said good design ''doesn't necessarily mean higher costs.''</w:t>
+        <w:t>SWING VOTE</w:t>
         <w:br/>
-        <w:t xml:space="preserve">  Mark Ginsberg, an architect on the steering committee, said that even if a building ended up costing a little more than it would have otherwise, its ''lifetime energy cost'' -- the cost to operate the building -- might be less.</w:t>
+        <w:t xml:space="preserve">Opens on Friday nationwide. </w:t>
         <w:br/>
-        <w:t xml:space="preserve">  Juried design competitions are not uncommon for museums and other cultural institutions; and architects like Le Corbusier informed early visions of public housing. But the practice of hiring visionary designers for low-income housing, architects say, fell out of favor in the United States as public housing projects came to be seen as a failure.</w:t>
+        <w:t xml:space="preserve">Directed by Joshua Michael Stern; written by Jason Richman and Mr. Stern; director of photography, Shane Hurlbut; edited by Jeff McEvoy; music by John Debney; production designer, Steve Saklad; produced by Jim Wilson and Kevin Costner; released by Touchstone Pictures. Running time: 2 hours. </w:t>
         <w:br/>
-        <w:t xml:space="preserve">  In 2004, the New York City Council, the local American Institute of Architects chapter and the City University of New York sponsored a competition to elicit ideas for quality low- and moderate-income housing. That competition produced ideas but no buildings. The new competition is intended to produce a building that might serve as a prototype.</w:t>
+        <w:t xml:space="preserve">WITH: Kevin Costner (Bud Johnson), Madeline Carroll (Molly Johnson), Paula Patton (Kate Madison), Kelsey Grammer (President Andrew Boone), Dennis Hopper (Donald Greenleaf), Nathan Lane (Art Crumb), Stanley Tucci (Martin Fox), George Lopez (John Sweeney),  Judge Reinhold (Walter), Charles Esten (Lewis), Mare Winningham (Larissa Johnson), Richard Petty (Himself) and Willie Nelson (Himself). </w:t>
         <w:br/>
-        <w:t xml:space="preserve">  The initiative comes at a time when the city is facing a shortage of low- and moderate-income housing. The population is growing, land is scarce and real estate values remain high. As a result, Mayor Michael R. Bloomberg has vowed to create or preserve 165,000 low- and moderate-income units by 2013.</w:t>
-        <w:br/>
-        <w:t xml:space="preserve">  ''A design competition is often a question of picking the best and the brightest, not just the low bidder,'' said Fredric Bell, executive director of the New York chapter of the American Institute of Architects and a former official in the city's Department of Design and Construction. ''The mechanisms by which architects are selected by competition can generate some very exciting ideas.''</w:t>
-        <w:br/>
-        <w:t xml:space="preserve">  The competition will include two parts. First, teams of architects, developers and contractors will submit their qualifications. Then the 10-member jury will chose half a dozen teams, each of which will receive a stipend to help cover the cost of preparing a full proposal. The jury is to select the winner this fall.</w:t>
-        <w:br/>
-        <w:br/>
-        <w:br/>
-        <w:t>http://www.nytimes.com</w:t>
-        <w:br/>
-        <w:t>Correction</w:t>
-        <w:br/>
-        <w:br/>
-        <w:br/>
-        <w:t>Because of an editing error, an article yesterday about a competition to design a working-class apartment development in the South Bronx incorrectly stated the date the competition would be announced. It is today, not yesterday.</w:t>
-        <w:br/>
-        <w:t>Correction-Date: June 12, 2006</w:t>
-        <w:br/>
-        <w:br/>
-        <w:t>Graphic</w:t>
-        <w:br/>
-        <w:br/>
-        <w:t xml:space="preserve"> </w:t>
-        <w:br/>
-        <w:t>Map of Bronx, N.Y. highlighting Melrose: Apartments are to be built on a site that was condemned in 1972.</w:t>
+        <w:t>PHOTOS: Swing Vote: Kevin Costner and Madeline Carroll play working-class father and daughter in Joshua Michael Stern's film, which opens on Friday nationwide.(PHOTOGRAPH BY BEN GLASS/TOUCHSTONE PICTURES)</w:t>
       </w:r>
     </w:p>
     <w:sectPr>
